--- a/【GCP】次世代親子資産継承型 AI_PF_GWB事業開発・製品仕様書v7_1.docx
+++ b/【GCP】次世代親子資産継承型 AI_PF_GWB事業開発・製品仕様書v7_1.docx
@@ -109,6 +109,41 @@
           <w:rtl w:val="0"/>
         </w:rPr>
         <w:t xml:space="preserve">実装完了 (外部引き渡し可能状態)</w:t>
+      </w:r>
+    </w:p>
+    <w:p>
+      <w:pPr>
+        <w:spacing w:after="240" w:lineRule="auto"/>
+        <w:rPr/>
+      </w:pPr>
+      <w:r>
+        <w:rPr>
+          <w:rtl w:val="0"/>
+        </w:rPr>
+        <w:t xml:space="preserve">© 2026 Hypatia. All rights reserved. </w:t>
+      </w:r>
+    </w:p>
+    <w:p>
+      <w:pPr>
+        <w:spacing w:after="240" w:lineRule="auto"/>
+        <w:rPr/>
+      </w:pPr>
+      <w:r>
+        <w:rPr>
+          <w:rtl w:val="0"/>
+        </w:rPr>
+        <w:t xml:space="preserve">This document is provided for evaluation and architectural discussion purposes only. Unauthorized commercial use, reproduction, or distribution is strictly prohibited.</w:t>
+      </w:r>
+    </w:p>
+    <w:p>
+      <w:pPr>
+        <w:spacing w:after="240" w:lineRule="auto"/>
+        <w:rPr/>
+      </w:pPr>
+      <w:r>
+        <w:rPr>
+          <w:rtl w:val="0"/>
+        </w:rPr>
       </w:r>
     </w:p>
     <w:p>
